--- a/docs/phase3-participants.docx
+++ b/docs/phase3-participants.docx
@@ -20,7 +20,7 @@
     </w:p>
     <w:p>
       <w:r>
-        <w:t>You have a working app and at least one passing Playwright test. Phase 3 is about **deepening your Playwright coverage** so you leave with a stronger testing workflow, not just a single happy-path check.</w:t>
+        <w:t>You have a working app, a passing happy-path test, and at least a negative-path test started (or passing) from Phase 2. Phase 3 is about **finishing that foundation and going deeper** — one additional richer scenario, selector quality improvements, and a polished, rehearsed demo you're proud to show.</w:t>
       </w:r>
     </w:p>
     <w:p/>
@@ -67,46 +67,27 @@
         <w:pStyle w:val="Heading2"/>
       </w:pPr>
       <w:r>
-        <w:t>Step 2: Add a Negative-Path Test (25-30 min)</w:t>
+        <w:t>Step 2: Finish or Expand Your Negative-Path Tests (20-25 min)</w:t>
       </w:r>
     </w:p>
     <w:p>
       <w:r>
-        <w:t>Write a Playwright test for a failed validation scenario.</w:t>
+        <w:t>You should have at least one negative-path test started from Phase 2. Finish it here if it isn't passing yet, then add a second failure case if time allows.</w:t>
       </w:r>
     </w:p>
     <w:p>
       <w:r>
-        <w:t>**Examples:**</w:t>
-      </w:r>
-    </w:p>
-    <w:p>
-      <w:pPr>
-        <w:pStyle w:val="ListBullet"/>
-      </w:pPr>
-      <w:r>
-        <w:t>Submit with a required field missing</w:t>
-      </w:r>
-    </w:p>
-    <w:p>
-      <w:pPr>
-        <w:pStyle w:val="ListBullet"/>
-      </w:pPr>
-      <w:r>
-        <w:t>Enter an invalid amount or date</w:t>
-      </w:r>
-    </w:p>
-    <w:p>
-      <w:pPr>
-        <w:pStyle w:val="ListBullet"/>
-      </w:pPr>
-      <w:r>
-        <w:t>Trigger a business-rule failure for your document type</w:t>
+        <w:t>**If your Phase 2 negative-path test is passing:** Add a second failure scenario — a different invalid field, a boundary-value case, or a business-rule failure specific to your document type.</w:t>
       </w:r>
     </w:p>
     <w:p>
       <w:r>
-        <w:t>**What to verify:**</w:t>
+        <w:t>**If it's still failing:** Fix it now. Focus on getting one clean, reliable assertion before adding more tests.</w:t>
+      </w:r>
+    </w:p>
+    <w:p>
+      <w:r>
+        <w:t>**What each negative-path test should verify:**</w:t>
       </w:r>
     </w:p>
     <w:p>
@@ -122,7 +103,7 @@
         <w:pStyle w:val="ListBullet"/>
       </w:pPr>
       <w:r>
-        <w:t>The user sees a clear error state</w:t>
+        <w:t>A clear error state is visible</w:t>
       </w:r>
     </w:p>
     <w:p>
@@ -130,7 +111,15 @@
         <w:pStyle w:val="ListBullet"/>
       </w:pPr>
       <w:r>
-        <w:t>The right validation message appears on screen</w:t>
+        <w:t>The exact validation message appears (not just "page contains some text")</w:t>
+      </w:r>
+    </w:p>
+    <w:p>
+      <w:pPr>
+        <w:pStyle w:val="ListBullet"/>
+      </w:pPr>
+      <w:r>
+        <w:t>The success state does not appear</w:t>
       </w:r>
     </w:p>
     <w:p>
@@ -141,7 +130,7 @@
         <w:rPr>
           <w:i/>
         </w:rPr>
-        <w:t>**Copilot tip:** *"Write a Playwright test for an invalid [document type] submission where [field] is missing. Assert that the validation error appears and the submission is treated as invalid."*</w:t>
+        <w:t>**Copilot tip:** *"Write a Playwright test for an invalid [document type] submission where [field] is missing. Assert that the exact validation error appears and the success banner is not shown."*</w:t>
       </w:r>
     </w:p>
     <w:p/>
@@ -333,6 +322,108 @@
         <w:pStyle w:val="Heading2"/>
       </w:pPr>
       <w:r>
+        <w:t>Step 6: Prepare and Rehearse Your Demo (10-15 min)</w:t>
+      </w:r>
+    </w:p>
+    <w:p>
+      <w:r>
+        <w:t>Don't skip this. A polished 5-minute demo is worth more than a half-finished extra test.</w:t>
+      </w:r>
+    </w:p>
+    <w:p>
+      <w:r>
+        <w:t>**What to do:**</w:t>
+      </w:r>
+    </w:p>
+    <w:p>
+      <w:pPr>
+        <w:pStyle w:val="ListBullet"/>
+      </w:pPr>
+      <w:r>
+        <w:t>Stop adding new tests. Get everything in a passing state.</w:t>
+      </w:r>
+    </w:p>
+    <w:p>
+      <w:pPr>
+        <w:pStyle w:val="ListBullet"/>
+      </w:pPr>
+      <w:r>
+        <w:t>Decide what you'll show: which user flow, which test output, which Copilot interaction</w:t>
+      </w:r>
+    </w:p>
+    <w:p>
+      <w:pPr>
+        <w:pStyle w:val="ListBullet"/>
+      </w:pPr>
+      <w:r>
+        <w:t>Prepare test data so your demo doesn't rely on luck</w:t>
+      </w:r>
+    </w:p>
+    <w:p>
+      <w:pPr>
+        <w:pStyle w:val="ListBullet"/>
+      </w:pPr>
+      <w:r>
+        <w:t>Do a full app restart and verify it runs clean from scratch</w:t>
+      </w:r>
+    </w:p>
+    <w:p>
+      <w:pPr>
+        <w:pStyle w:val="ListBullet"/>
+      </w:pPr>
+      <w:r>
+        <w:t>Rehearse your 5-minute story:</w:t>
+      </w:r>
+    </w:p>
+    <w:p>
+      <w:pPr>
+        <w:pStyle w:val="ListNumber"/>
+      </w:pPr>
+      <w:r>
+        <w:t>What does the app do?</w:t>
+      </w:r>
+    </w:p>
+    <w:p>
+      <w:pPr>
+        <w:pStyle w:val="ListNumber"/>
+      </w:pPr>
+      <w:r>
+        <w:t>Show one passing test and one failure test</w:t>
+      </w:r>
+    </w:p>
+    <w:p>
+      <w:pPr>
+        <w:pStyle w:val="ListNumber"/>
+      </w:pPr>
+      <w:r>
+        <w:t>What was the most useful Copilot moment?</w:t>
+      </w:r>
+    </w:p>
+    <w:p>
+      <w:pPr>
+        <w:pStyle w:val="ListNumber"/>
+      </w:pPr>
+      <w:r>
+        <w:t>What surprised you or what would you do differently?</w:t>
+      </w:r>
+    </w:p>
+    <w:p>
+      <w:pPr>
+        <w:ind w:left="720"/>
+      </w:pPr>
+      <w:r>
+        <w:rPr>
+          <w:i/>
+        </w:rPr>
+        <w:t>**Copilot tip:** *"Help me write a 5-minute demo script for a hackathon presentation. My app [describe it]. I have these Playwright tests [describe them]. What's the cleanest story to tell?"*</w:t>
+      </w:r>
+    </w:p>
+    <w:p/>
+    <w:p>
+      <w:pPr>
+        <w:pStyle w:val="Heading2"/>
+      </w:pPr>
+      <w:r>
         <w:t>Optional Stretch Goals</w:t>
       </w:r>
     </w:p>
@@ -400,7 +491,7 @@
         <w:pStyle w:val="ListBullet"/>
       </w:pPr>
       <w:r>
-        <w:t>[ ] You have a happy-path Playwright test</w:t>
+        <w:t>[ ] Negative-path test from Phase 2 is passing (or expanded to a second case)</w:t>
       </w:r>
     </w:p>
     <w:p>
@@ -408,7 +499,7 @@
         <w:pStyle w:val="ListBullet"/>
       </w:pPr>
       <w:r>
-        <w:t>[ ] You have a negative-path Playwright test</w:t>
+        <w:t>[ ] One deeper scenario or debugging exercise completed</w:t>
       </w:r>
     </w:p>
     <w:p>
@@ -416,7 +507,7 @@
         <w:pStyle w:val="ListBullet"/>
       </w:pPr>
       <w:r>
-        <w:t>[ ] You have one deeper Playwright scenario or debugging exercise completed</w:t>
+        <w:t>[ ] Selectors and assertions reviewed and tightened</w:t>
       </w:r>
     </w:p>
     <w:p>
@@ -424,12 +515,7 @@
         <w:pStyle w:val="ListBullet"/>
       </w:pPr>
       <w:r>
-        <w:t>[ ] You're ready to demo</w:t>
-      </w:r>
-    </w:p>
-    <w:p>
-      <w:r>
-        <w:t>**Start preparing your demo.** Think about:</w:t>
+        <w:t>[ ] Demo rehearsed — you know your 5-minute story</w:t>
       </w:r>
     </w:p>
     <w:p>
@@ -437,23 +523,17 @@
         <w:pStyle w:val="ListBullet"/>
       </w:pPr>
       <w:r>
-        <w:t>What's the best way to show your app in 5 minutes?</w:t>
+        <w:t>[ ] App runs clean from a fresh start</w:t>
       </w:r>
     </w:p>
     <w:p>
-      <w:pPr>
-        <w:pStyle w:val="ListBullet"/>
-      </w:pPr>
       <w:r>
-        <w:t>What was the most impressive Copilot + Playwright moment?</w:t>
+        <w:t>**If you're ahead of schedule:** Pick an optional stretch goal or strengthen your assertions further.</w:t>
       </w:r>
     </w:p>
     <w:p>
-      <w:pPr>
-        <w:pStyle w:val="ListBullet"/>
-      </w:pPr>
       <w:r>
-        <w:t>What did you learn about working with Copilot?</w:t>
+        <w:t>**If you're behind:** Skip additional tests. Get what you have passing, rehearse the demo, and be ready to present what works.</w:t>
       </w:r>
     </w:p>
     <w:sectPr>

--- a/docs/phase3-participants.docx
+++ b/docs/phase3-participants.docx
@@ -424,6 +424,156 @@
         <w:pStyle w:val="Heading2"/>
       </w:pPr>
       <w:r>
+        <w:t>Step 7: Create Project Documentation (10-15 min)</w:t>
+      </w:r>
+    </w:p>
+    <w:p>
+      <w:r>
+        <w:t>Before final demos, create three markdown files so someone new can run and understand your project quickly.</w:t>
+      </w:r>
+    </w:p>
+    <w:p>
+      <w:pPr>
+        <w:pStyle w:val="ListNumber"/>
+      </w:pPr>
+      <w:r>
+        <w:t>`README.md` (overall project overview)</w:t>
+      </w:r>
+    </w:p>
+    <w:p>
+      <w:pPr>
+        <w:pStyle w:val="ListBullet"/>
+      </w:pPr>
+      <w:r>
+        <w:t>What the app does and which document type it validates</w:t>
+      </w:r>
+    </w:p>
+    <w:p>
+      <w:pPr>
+        <w:pStyle w:val="ListBullet"/>
+      </w:pPr>
+      <w:r>
+        <w:t>How to run the app locally</w:t>
+      </w:r>
+    </w:p>
+    <w:p>
+      <w:pPr>
+        <w:pStyle w:val="ListBullet"/>
+      </w:pPr>
+      <w:r>
+        <w:t>Where the API and frontend live</w:t>
+      </w:r>
+    </w:p>
+    <w:p>
+      <w:pPr>
+        <w:pStyle w:val="ListBullet"/>
+      </w:pPr>
+      <w:r>
+        <w:t>Quick summary of Playwright coverage</w:t>
+      </w:r>
+    </w:p>
+    <w:p>
+      <w:pPr>
+        <w:pStyle w:val="ListNumber"/>
+      </w:pPr>
+      <w:r>
+        <w:t>`TESTING.md` (how to test)</w:t>
+      </w:r>
+    </w:p>
+    <w:p>
+      <w:pPr>
+        <w:pStyle w:val="ListBullet"/>
+      </w:pPr>
+      <w:r>
+        <w:t>Playwright install/setup command(s)</w:t>
+      </w:r>
+    </w:p>
+    <w:p>
+      <w:pPr>
+        <w:pStyle w:val="ListBullet"/>
+      </w:pPr>
+      <w:r>
+        <w:t>How to run all tests and a single test</w:t>
+      </w:r>
+    </w:p>
+    <w:p>
+      <w:pPr>
+        <w:pStyle w:val="ListBullet"/>
+      </w:pPr>
+      <w:r>
+        <w:t>Test folder structure and fixture location (`test-data/`)</w:t>
+      </w:r>
+    </w:p>
+    <w:p>
+      <w:pPr>
+        <w:pStyle w:val="ListBullet"/>
+      </w:pPr>
+      <w:r>
+        <w:t>Common test failure tips (selector issues, timing, local server not running)</w:t>
+      </w:r>
+    </w:p>
+    <w:p>
+      <w:pPr>
+        <w:pStyle w:val="ListNumber"/>
+      </w:pPr>
+      <w:r>
+        <w:t>`techOverview.md` (technical details)</w:t>
+      </w:r>
+    </w:p>
+    <w:p>
+      <w:pPr>
+        <w:pStyle w:val="ListBullet"/>
+      </w:pPr>
+      <w:r>
+        <w:t>Stack and key libraries</w:t>
+      </w:r>
+    </w:p>
+    <w:p>
+      <w:pPr>
+        <w:pStyle w:val="ListBullet"/>
+      </w:pPr>
+      <w:r>
+        <w:t>High-level architecture (frontend -&gt; API -&gt; validation)</w:t>
+      </w:r>
+    </w:p>
+    <w:p>
+      <w:pPr>
+        <w:pStyle w:val="ListBullet"/>
+      </w:pPr>
+      <w:r>
+        <w:t>Validation rules implemented</w:t>
+      </w:r>
+    </w:p>
+    <w:p>
+      <w:pPr>
+        <w:pStyle w:val="ListBullet"/>
+      </w:pPr>
+      <w:r>
+        <w:t>Known limitations and next improvements</w:t>
+      </w:r>
+    </w:p>
+    <w:p>
+      <w:r>
+        <w:t>Keep these docs concise and practical. Aim for clear run instructions someone can follow in under 10 minutes.</w:t>
+      </w:r>
+    </w:p>
+    <w:p>
+      <w:pPr>
+        <w:ind w:left="720"/>
+      </w:pPr>
+      <w:r>
+        <w:rPr>
+          <w:i/>
+        </w:rPr>
+        <w:t>**Copilot tip:** *"Generate README.md, TESTING.md, and techOverview.md for this project. Keep each file concise and include exact run/test commands for my stack."*</w:t>
+      </w:r>
+    </w:p>
+    <w:p/>
+    <w:p>
+      <w:pPr>
+        <w:pStyle w:val="Heading2"/>
+      </w:pPr>
+      <w:r>
         <w:t>Optional Stretch Goals</w:t>
       </w:r>
     </w:p>
@@ -516,6 +666,14 @@
       </w:pPr>
       <w:r>
         <w:t>[ ] Demo rehearsed — you know your 5-minute story</w:t>
+      </w:r>
+    </w:p>
+    <w:p>
+      <w:pPr>
+        <w:pStyle w:val="ListBullet"/>
+      </w:pPr>
+      <w:r>
+        <w:t>[ ] Documentation created: `README.md`, `TESTING.md`, and `techOverview.md`</w:t>
       </w:r>
     </w:p>
     <w:p>
